--- a/Rapport DL.docx
+++ b/Rapport DL.docx
@@ -150,7 +150,6 @@
           <w:szCs w:val="36"/>
         </w:rPr>
       </w:pPr>
-      <w:proofErr w:type="spellStart"/>
       <w:r>
         <w:rPr>
           <w:b/>
@@ -159,13 +158,10 @@
           <w:sz w:val="36"/>
           <w:szCs w:val="36"/>
         </w:rPr>
-        <w:t>l’Entraînement</w:t>
-      </w:r>
-      <w:proofErr w:type="spellEnd"/>
-    </w:p>
-    <w:p>
-      <w:pPr>
-        <w:jc w:val="center"/>
+        <w:t xml:space="preserve">Conception, </w:t>
+      </w:r>
+      <w:proofErr w:type="spellStart"/>
+      <w:r>
         <w:rPr>
           <w:b/>
           <w:bCs/>
@@ -173,7 +169,9 @@
           <w:sz w:val="36"/>
           <w:szCs w:val="36"/>
         </w:rPr>
-      </w:pPr>
+        <w:t>Entraînement</w:t>
+      </w:r>
+      <w:proofErr w:type="spellEnd"/>
       <w:r>
         <w:rPr>
           <w:b/>
@@ -182,7 +180,7 @@
           <w:sz w:val="36"/>
           <w:szCs w:val="36"/>
         </w:rPr>
-        <w:t xml:space="preserve">de </w:t>
+        <w:t xml:space="preserve"> et </w:t>
       </w:r>
       <w:proofErr w:type="spellStart"/>
       <w:r>
@@ -193,7 +191,7 @@
           <w:sz w:val="36"/>
           <w:szCs w:val="36"/>
         </w:rPr>
-        <w:t>Modèles</w:t>
+        <w:t>Analyse</w:t>
       </w:r>
       <w:proofErr w:type="spellEnd"/>
       <w:r>
@@ -204,7 +202,39 @@
           <w:sz w:val="36"/>
           <w:szCs w:val="36"/>
         </w:rPr>
+        <w:t xml:space="preserve"> Critique de </w:t>
+      </w:r>
+      <w:proofErr w:type="spellStart"/>
+      <w:r>
+        <w:rPr>
+          <w:b/>
+          <w:bCs/>
+          <w:color w:val="0D0D0D" w:themeColor="text1" w:themeTint="F2"/>
+          <w:sz w:val="36"/>
+          <w:szCs w:val="36"/>
+        </w:rPr>
+        <w:t>Modèles</w:t>
+      </w:r>
+      <w:proofErr w:type="spellEnd"/>
+      <w:r>
+        <w:rPr>
+          <w:b/>
+          <w:bCs/>
+          <w:color w:val="0D0D0D" w:themeColor="text1" w:themeTint="F2"/>
+          <w:sz w:val="36"/>
+          <w:szCs w:val="36"/>
+        </w:rPr>
         <w:t xml:space="preserve"> de Deep Learning</w:t>
+      </w:r>
+      <w:r>
+        <w:rPr>
+          <w:b/>
+          <w:bCs/>
+          <w:color w:val="0D0D0D" w:themeColor="text1" w:themeTint="F2"/>
+          <w:sz w:val="36"/>
+          <w:szCs w:val="36"/>
+        </w:rPr>
+        <w:t xml:space="preserve"> </w:t>
       </w:r>
     </w:p>
     <w:p>
@@ -15119,7 +15149,7 @@
           <w:noProof/>
         </w:rPr>
         <w:drawing>
-          <wp:inline distT="0" distB="0" distL="0" distR="0" wp14:anchorId="5F835EE4" wp14:editId="49CDC70C">
+          <wp:inline distT="0" distB="0" distL="0" distR="0" wp14:anchorId="5F835EE4" wp14:editId="79A96651">
             <wp:extent cx="5759450" cy="985652"/>
             <wp:effectExtent l="0" t="0" r="0" b="5080"/>
             <wp:docPr id="1743623014" name="Picture 1"/>
@@ -30789,7 +30819,7 @@
           <w:noProof/>
         </w:rPr>
         <w:drawing>
-          <wp:inline distT="0" distB="0" distL="0" distR="0" wp14:anchorId="0C779534" wp14:editId="48CBB439">
+          <wp:inline distT="0" distB="0" distL="0" distR="0" wp14:anchorId="0C779534" wp14:editId="46AD191E">
             <wp:extent cx="5759450" cy="1151890"/>
             <wp:effectExtent l="0" t="0" r="0" b="0"/>
             <wp:docPr id="925795877" name="Picture 2"/>
@@ -44562,7 +44592,6 @@
   <w:style w:type="character" w:default="1" w:styleId="DefaultParagraphFont">
     <w:name w:val="Default Paragraph Font"/>
     <w:uiPriority w:val="1"/>
-    <w:semiHidden/>
     <w:unhideWhenUsed/>
   </w:style>
   <w:style w:type="table" w:default="1" w:styleId="TableNormal">
